--- a/List of Test Data.docx
+++ b/List of Test Data.docx
@@ -42,7 +42,7 @@
         </w:trPr>
         <w:tc>
           <w:tcPr>
-            <w:tcW w:w="2254" w:type="dxa"/>
+            <w:tcW w:w="2282" w:type="dxa"/>
           </w:tcPr>
           <w:p>
             <w:pPr>
@@ -65,7 +65,7 @@
         </w:tc>
         <w:tc>
           <w:tcPr>
-            <w:tcW w:w="2254" w:type="dxa"/>
+            <w:tcW w:w="2685" w:type="dxa"/>
           </w:tcPr>
           <w:p>
             <w:pPr>
@@ -88,7 +88,7 @@
         </w:tc>
         <w:tc>
           <w:tcPr>
-            <w:tcW w:w="2254" w:type="dxa"/>
+            <w:tcW w:w="2009" w:type="dxa"/>
           </w:tcPr>
           <w:p>
             <w:pPr>
@@ -105,21 +105,13 @@
                 <w:b/>
                 <w:bCs/>
               </w:rPr>
-              <w:t>Inputs</w:t>
-            </w:r>
-            <w:r>
-              <w:rPr>
-                <w:rFonts w:ascii="Times New Roman" w:eastAsia="Times New Roman" w:hAnsi="Times New Roman" w:cs="Times New Roman"/>
-                <w:b/>
-                <w:bCs/>
-              </w:rPr>
-              <w:t xml:space="preserve"> </w:t>
-            </w:r>
-          </w:p>
-        </w:tc>
-        <w:tc>
-          <w:tcPr>
-            <w:tcW w:w="2254" w:type="dxa"/>
+              <w:t xml:space="preserve">Inputs </w:t>
+            </w:r>
+          </w:p>
+        </w:tc>
+        <w:tc>
+          <w:tcPr>
+            <w:tcW w:w="2040" w:type="dxa"/>
           </w:tcPr>
           <w:p>
             <w:pPr>
@@ -147,7 +139,7 @@
         </w:trPr>
         <w:tc>
           <w:tcPr>
-            <w:tcW w:w="2254" w:type="dxa"/>
+            <w:tcW w:w="2282" w:type="dxa"/>
           </w:tcPr>
           <w:p>
             <w:pPr>
@@ -166,7 +158,7 @@
         </w:tc>
         <w:tc>
           <w:tcPr>
-            <w:tcW w:w="2254" w:type="dxa"/>
+            <w:tcW w:w="2685" w:type="dxa"/>
           </w:tcPr>
           <w:p>
             <w:pPr>
@@ -185,7 +177,7 @@
         </w:tc>
         <w:tc>
           <w:tcPr>
-            <w:tcW w:w="2254" w:type="dxa"/>
+            <w:tcW w:w="2009" w:type="dxa"/>
           </w:tcPr>
           <w:p>
             <w:pPr>
@@ -210,7 +202,7 @@
         </w:tc>
         <w:tc>
           <w:tcPr>
-            <w:tcW w:w="2254" w:type="dxa"/>
+            <w:tcW w:w="2040" w:type="dxa"/>
           </w:tcPr>
           <w:p>
             <w:pPr>
@@ -234,7 +226,7 @@
         </w:trPr>
         <w:tc>
           <w:tcPr>
-            <w:tcW w:w="2254" w:type="dxa"/>
+            <w:tcW w:w="2282" w:type="dxa"/>
           </w:tcPr>
           <w:p>
             <w:pPr>
@@ -253,7 +245,7 @@
         </w:tc>
         <w:tc>
           <w:tcPr>
-            <w:tcW w:w="2254" w:type="dxa"/>
+            <w:tcW w:w="2685" w:type="dxa"/>
           </w:tcPr>
           <w:p>
             <w:pPr>
@@ -272,7 +264,7 @@
         </w:tc>
         <w:tc>
           <w:tcPr>
-            <w:tcW w:w="2254" w:type="dxa"/>
+            <w:tcW w:w="2009" w:type="dxa"/>
           </w:tcPr>
           <w:p>
             <w:pPr>
@@ -303,7 +295,7 @@
         </w:tc>
         <w:tc>
           <w:tcPr>
-            <w:tcW w:w="2254" w:type="dxa"/>
+            <w:tcW w:w="2040" w:type="dxa"/>
           </w:tcPr>
           <w:p>
             <w:pPr>
@@ -327,7 +319,7 @@
         </w:trPr>
         <w:tc>
           <w:tcPr>
-            <w:tcW w:w="2254" w:type="dxa"/>
+            <w:tcW w:w="2282" w:type="dxa"/>
           </w:tcPr>
           <w:p>
             <w:pPr>
@@ -346,7 +338,7 @@
         </w:tc>
         <w:tc>
           <w:tcPr>
-            <w:tcW w:w="2254" w:type="dxa"/>
+            <w:tcW w:w="2685" w:type="dxa"/>
           </w:tcPr>
           <w:p>
             <w:pPr>
@@ -367,7 +359,7 @@
         </w:tc>
         <w:tc>
           <w:tcPr>
-            <w:tcW w:w="2254" w:type="dxa"/>
+            <w:tcW w:w="2009" w:type="dxa"/>
           </w:tcPr>
           <w:p>
             <w:pPr>
@@ -398,7 +390,7 @@
         </w:tc>
         <w:tc>
           <w:tcPr>
-            <w:tcW w:w="2254" w:type="dxa"/>
+            <w:tcW w:w="2040" w:type="dxa"/>
           </w:tcPr>
           <w:p>
             <w:pPr>
@@ -422,7 +414,7 @@
         </w:trPr>
         <w:tc>
           <w:tcPr>
-            <w:tcW w:w="2254" w:type="dxa"/>
+            <w:tcW w:w="2282" w:type="dxa"/>
           </w:tcPr>
           <w:p>
             <w:pPr>
@@ -441,7 +433,7 @@
         </w:tc>
         <w:tc>
           <w:tcPr>
-            <w:tcW w:w="2254" w:type="dxa"/>
+            <w:tcW w:w="2685" w:type="dxa"/>
           </w:tcPr>
           <w:p>
             <w:pPr>
@@ -462,7 +454,7 @@
         </w:tc>
         <w:tc>
           <w:tcPr>
-            <w:tcW w:w="2254" w:type="dxa"/>
+            <w:tcW w:w="2009" w:type="dxa"/>
           </w:tcPr>
           <w:p>
             <w:pPr>
@@ -487,7 +479,7 @@
         </w:tc>
         <w:tc>
           <w:tcPr>
-            <w:tcW w:w="2254" w:type="dxa"/>
+            <w:tcW w:w="2040" w:type="dxa"/>
           </w:tcPr>
           <w:p>
             <w:pPr>
@@ -511,7 +503,7 @@
         </w:trPr>
         <w:tc>
           <w:tcPr>
-            <w:tcW w:w="2254" w:type="dxa"/>
+            <w:tcW w:w="2282" w:type="dxa"/>
           </w:tcPr>
           <w:p>
             <w:pPr>
@@ -530,41 +522,59 @@
         </w:tc>
         <w:tc>
           <w:tcPr>
-            <w:tcW w:w="2254" w:type="dxa"/>
-          </w:tcPr>
-          <w:p>
-            <w:pPr>
-              <w:jc w:val="center"/>
-              <w:rPr>
-                <w:rFonts w:ascii="Times New Roman" w:eastAsia="Times New Roman" w:hAnsi="Times New Roman" w:cs="Times New Roman"/>
-              </w:rPr>
-            </w:pPr>
-          </w:p>
-        </w:tc>
-        <w:tc>
-          <w:tcPr>
-            <w:tcW w:w="2254" w:type="dxa"/>
-          </w:tcPr>
-          <w:p>
-            <w:pPr>
-              <w:jc w:val="center"/>
-              <w:rPr>
-                <w:rFonts w:ascii="Times New Roman" w:eastAsia="Times New Roman" w:hAnsi="Times New Roman" w:cs="Times New Roman"/>
-              </w:rPr>
-            </w:pPr>
-          </w:p>
-        </w:tc>
-        <w:tc>
-          <w:tcPr>
-            <w:tcW w:w="2254" w:type="dxa"/>
-          </w:tcPr>
-          <w:p>
-            <w:pPr>
-              <w:jc w:val="center"/>
-              <w:rPr>
-                <w:rFonts w:ascii="Times New Roman" w:eastAsia="Times New Roman" w:hAnsi="Times New Roman" w:cs="Times New Roman"/>
-              </w:rPr>
-            </w:pPr>
+            <w:tcW w:w="2685" w:type="dxa"/>
+          </w:tcPr>
+          <w:p>
+            <w:pPr>
+              <w:jc w:val="center"/>
+              <w:rPr>
+                <w:rFonts w:ascii="Times New Roman" w:eastAsia="Times New Roman" w:hAnsi="Times New Roman" w:cs="Times New Roman"/>
+              </w:rPr>
+            </w:pPr>
+            <w:r>
+              <w:rPr>
+                <w:rFonts w:ascii="Times New Roman" w:eastAsia="Times New Roman" w:hAnsi="Times New Roman" w:cs="Times New Roman"/>
+              </w:rPr>
+              <w:t>(length, width)</w:t>
+            </w:r>
+          </w:p>
+        </w:tc>
+        <w:tc>
+          <w:tcPr>
+            <w:tcW w:w="2009" w:type="dxa"/>
+          </w:tcPr>
+          <w:p>
+            <w:pPr>
+              <w:jc w:val="center"/>
+              <w:rPr>
+                <w:rFonts w:ascii="Times New Roman" w:eastAsia="Times New Roman" w:hAnsi="Times New Roman" w:cs="Times New Roman"/>
+              </w:rPr>
+            </w:pPr>
+            <w:r>
+              <w:rPr>
+                <w:rFonts w:ascii="Times New Roman" w:eastAsia="Times New Roman" w:hAnsi="Times New Roman" w:cs="Times New Roman"/>
+              </w:rPr>
+              <w:t>5, 4</w:t>
+            </w:r>
+          </w:p>
+        </w:tc>
+        <w:tc>
+          <w:tcPr>
+            <w:tcW w:w="2040" w:type="dxa"/>
+          </w:tcPr>
+          <w:p>
+            <w:pPr>
+              <w:jc w:val="center"/>
+              <w:rPr>
+                <w:rFonts w:ascii="Times New Roman" w:eastAsia="Times New Roman" w:hAnsi="Times New Roman" w:cs="Times New Roman"/>
+              </w:rPr>
+            </w:pPr>
+            <w:r>
+              <w:rPr>
+                <w:rFonts w:ascii="Times New Roman" w:eastAsia="Times New Roman" w:hAnsi="Times New Roman" w:cs="Times New Roman"/>
+              </w:rPr>
+              <w:t>20</w:t>
+            </w:r>
           </w:p>
         </w:tc>
       </w:tr>
@@ -574,7 +584,7 @@
         </w:trPr>
         <w:tc>
           <w:tcPr>
-            <w:tcW w:w="2254" w:type="dxa"/>
+            <w:tcW w:w="2282" w:type="dxa"/>
           </w:tcPr>
           <w:p>
             <w:pPr>
@@ -593,7 +603,7 @@
         </w:tc>
         <w:tc>
           <w:tcPr>
-            <w:tcW w:w="2254" w:type="dxa"/>
+            <w:tcW w:w="2685" w:type="dxa"/>
           </w:tcPr>
           <w:p>
             <w:pPr>
@@ -614,496 +624,52 @@
         </w:tc>
         <w:tc>
           <w:tcPr>
-            <w:tcW w:w="2254" w:type="dxa"/>
-          </w:tcPr>
-          <w:p>
-            <w:pPr>
-              <w:jc w:val="center"/>
-              <w:rPr>
-                <w:rFonts w:ascii="Times New Roman" w:eastAsia="Times New Roman" w:hAnsi="Times New Roman" w:cs="Times New Roman"/>
-              </w:rPr>
-            </w:pPr>
-            <w:r>
-              <w:rPr>
-                <w:rFonts w:ascii="Times New Roman" w:eastAsia="Times New Roman" w:hAnsi="Times New Roman" w:cs="Times New Roman"/>
-              </w:rPr>
-              <w:t>8.6, 4.4</w:t>
-            </w:r>
-          </w:p>
-        </w:tc>
-        <w:tc>
-          <w:tcPr>
-            <w:tcW w:w="2254" w:type="dxa"/>
-          </w:tcPr>
-          <w:p>
-            <w:pPr>
-              <w:jc w:val="center"/>
-              <w:rPr>
-                <w:rFonts w:ascii="Times New Roman" w:eastAsia="Times New Roman" w:hAnsi="Times New Roman" w:cs="Times New Roman"/>
-              </w:rPr>
-            </w:pPr>
-            <w:r>
-              <w:rPr>
-                <w:rFonts w:ascii="Times New Roman" w:eastAsia="Times New Roman" w:hAnsi="Times New Roman" w:cs="Times New Roman"/>
-              </w:rPr>
-              <w:t>37.84</w:t>
-            </w:r>
-          </w:p>
-        </w:tc>
-      </w:tr>
-      <w:tr>
-        <w:trPr>
-          <w:trHeight w:val="300"/>
-        </w:trPr>
-        <w:tc>
-          <w:tcPr>
-            <w:tcW w:w="2254" w:type="dxa"/>
-          </w:tcPr>
-          <w:p>
-            <w:pPr>
-              <w:jc w:val="center"/>
-              <w:rPr>
-                <w:rFonts w:ascii="Times New Roman" w:eastAsia="Times New Roman" w:hAnsi="Times New Roman" w:cs="Times New Roman"/>
-              </w:rPr>
-            </w:pPr>
-          </w:p>
-        </w:tc>
-        <w:tc>
-          <w:tcPr>
-            <w:tcW w:w="2254" w:type="dxa"/>
-          </w:tcPr>
-          <w:p>
-            <w:pPr>
-              <w:jc w:val="center"/>
-              <w:rPr>
-                <w:rFonts w:ascii="Times New Roman" w:eastAsia="Times New Roman" w:hAnsi="Times New Roman" w:cs="Times New Roman"/>
-              </w:rPr>
-            </w:pPr>
-          </w:p>
-        </w:tc>
-        <w:tc>
-          <w:tcPr>
-            <w:tcW w:w="2254" w:type="dxa"/>
-          </w:tcPr>
-          <w:p>
-            <w:pPr>
-              <w:jc w:val="center"/>
-              <w:rPr>
-                <w:rFonts w:ascii="Times New Roman" w:eastAsia="Times New Roman" w:hAnsi="Times New Roman" w:cs="Times New Roman"/>
-              </w:rPr>
-            </w:pPr>
-          </w:p>
-        </w:tc>
-        <w:tc>
-          <w:tcPr>
-            <w:tcW w:w="2254" w:type="dxa"/>
-          </w:tcPr>
-          <w:p>
-            <w:pPr>
-              <w:jc w:val="center"/>
-              <w:rPr>
-                <w:rFonts w:ascii="Times New Roman" w:eastAsia="Times New Roman" w:hAnsi="Times New Roman" w:cs="Times New Roman"/>
-              </w:rPr>
-            </w:pPr>
-          </w:p>
-        </w:tc>
-      </w:tr>
-      <w:tr>
-        <w:trPr>
-          <w:trHeight w:val="300"/>
-        </w:trPr>
-        <w:tc>
-          <w:tcPr>
-            <w:tcW w:w="2254" w:type="dxa"/>
-          </w:tcPr>
-          <w:p>
-            <w:pPr>
-              <w:jc w:val="center"/>
-              <w:rPr>
-                <w:rFonts w:ascii="Times New Roman" w:eastAsia="Times New Roman" w:hAnsi="Times New Roman" w:cs="Times New Roman"/>
-              </w:rPr>
-            </w:pPr>
-          </w:p>
-        </w:tc>
-        <w:tc>
-          <w:tcPr>
-            <w:tcW w:w="2254" w:type="dxa"/>
-          </w:tcPr>
-          <w:p>
-            <w:pPr>
-              <w:jc w:val="center"/>
-              <w:rPr>
-                <w:rFonts w:ascii="Times New Roman" w:eastAsia="Times New Roman" w:hAnsi="Times New Roman" w:cs="Times New Roman"/>
-              </w:rPr>
-            </w:pPr>
-          </w:p>
-        </w:tc>
-        <w:tc>
-          <w:tcPr>
-            <w:tcW w:w="2254" w:type="dxa"/>
-          </w:tcPr>
-          <w:p>
-            <w:pPr>
-              <w:jc w:val="center"/>
-              <w:rPr>
-                <w:rFonts w:ascii="Times New Roman" w:eastAsia="Times New Roman" w:hAnsi="Times New Roman" w:cs="Times New Roman"/>
-              </w:rPr>
-            </w:pPr>
-          </w:p>
-        </w:tc>
-        <w:tc>
-          <w:tcPr>
-            <w:tcW w:w="2254" w:type="dxa"/>
-          </w:tcPr>
-          <w:p>
-            <w:pPr>
-              <w:jc w:val="center"/>
-              <w:rPr>
-                <w:rFonts w:ascii="Times New Roman" w:eastAsia="Times New Roman" w:hAnsi="Times New Roman" w:cs="Times New Roman"/>
-              </w:rPr>
-            </w:pPr>
-          </w:p>
-        </w:tc>
-      </w:tr>
-      <w:tr>
-        <w:trPr>
-          <w:trHeight w:val="300"/>
-        </w:trPr>
-        <w:tc>
-          <w:tcPr>
-            <w:tcW w:w="2254" w:type="dxa"/>
-          </w:tcPr>
-          <w:p>
-            <w:pPr>
-              <w:jc w:val="center"/>
-              <w:rPr>
-                <w:rFonts w:ascii="Times New Roman" w:eastAsia="Times New Roman" w:hAnsi="Times New Roman" w:cs="Times New Roman"/>
-              </w:rPr>
-            </w:pPr>
-          </w:p>
-        </w:tc>
-        <w:tc>
-          <w:tcPr>
-            <w:tcW w:w="2254" w:type="dxa"/>
-          </w:tcPr>
-          <w:p>
-            <w:pPr>
-              <w:jc w:val="center"/>
-              <w:rPr>
-                <w:rFonts w:ascii="Times New Roman" w:eastAsia="Times New Roman" w:hAnsi="Times New Roman" w:cs="Times New Roman"/>
-              </w:rPr>
-            </w:pPr>
-          </w:p>
-        </w:tc>
-        <w:tc>
-          <w:tcPr>
-            <w:tcW w:w="2254" w:type="dxa"/>
-          </w:tcPr>
-          <w:p>
-            <w:pPr>
-              <w:jc w:val="center"/>
-              <w:rPr>
-                <w:rFonts w:ascii="Times New Roman" w:eastAsia="Times New Roman" w:hAnsi="Times New Roman" w:cs="Times New Roman"/>
-              </w:rPr>
-            </w:pPr>
-          </w:p>
-        </w:tc>
-        <w:tc>
-          <w:tcPr>
-            <w:tcW w:w="2254" w:type="dxa"/>
-          </w:tcPr>
-          <w:p>
-            <w:pPr>
-              <w:jc w:val="center"/>
-              <w:rPr>
-                <w:rFonts w:ascii="Times New Roman" w:eastAsia="Times New Roman" w:hAnsi="Times New Roman" w:cs="Times New Roman"/>
-              </w:rPr>
-            </w:pPr>
-          </w:p>
-        </w:tc>
-      </w:tr>
-      <w:tr>
-        <w:trPr>
-          <w:trHeight w:val="300"/>
-        </w:trPr>
-        <w:tc>
-          <w:tcPr>
-            <w:tcW w:w="2254" w:type="dxa"/>
-          </w:tcPr>
-          <w:p>
-            <w:pPr>
-              <w:jc w:val="center"/>
-              <w:rPr>
-                <w:rFonts w:ascii="Times New Roman" w:eastAsia="Times New Roman" w:hAnsi="Times New Roman" w:cs="Times New Roman"/>
-              </w:rPr>
-            </w:pPr>
-          </w:p>
-        </w:tc>
-        <w:tc>
-          <w:tcPr>
-            <w:tcW w:w="2254" w:type="dxa"/>
-          </w:tcPr>
-          <w:p>
-            <w:pPr>
-              <w:jc w:val="center"/>
-              <w:rPr>
-                <w:rFonts w:ascii="Times New Roman" w:eastAsia="Times New Roman" w:hAnsi="Times New Roman" w:cs="Times New Roman"/>
-              </w:rPr>
-            </w:pPr>
-          </w:p>
-        </w:tc>
-        <w:tc>
-          <w:tcPr>
-            <w:tcW w:w="2254" w:type="dxa"/>
-          </w:tcPr>
-          <w:p>
-            <w:pPr>
-              <w:jc w:val="center"/>
-              <w:rPr>
-                <w:rFonts w:ascii="Times New Roman" w:eastAsia="Times New Roman" w:hAnsi="Times New Roman" w:cs="Times New Roman"/>
-              </w:rPr>
-            </w:pPr>
-          </w:p>
-        </w:tc>
-        <w:tc>
-          <w:tcPr>
-            <w:tcW w:w="2254" w:type="dxa"/>
-          </w:tcPr>
-          <w:p>
-            <w:pPr>
-              <w:jc w:val="center"/>
-              <w:rPr>
-                <w:rFonts w:ascii="Times New Roman" w:eastAsia="Times New Roman" w:hAnsi="Times New Roman" w:cs="Times New Roman"/>
-              </w:rPr>
-            </w:pPr>
-          </w:p>
-        </w:tc>
-      </w:tr>
-      <w:tr>
-        <w:trPr>
-          <w:trHeight w:val="300"/>
-        </w:trPr>
-        <w:tc>
-          <w:tcPr>
-            <w:tcW w:w="2254" w:type="dxa"/>
-          </w:tcPr>
-          <w:p>
-            <w:pPr>
-              <w:jc w:val="center"/>
-              <w:rPr>
-                <w:rFonts w:ascii="Times New Roman" w:eastAsia="Times New Roman" w:hAnsi="Times New Roman" w:cs="Times New Roman"/>
-              </w:rPr>
-            </w:pPr>
-          </w:p>
-        </w:tc>
-        <w:tc>
-          <w:tcPr>
-            <w:tcW w:w="2254" w:type="dxa"/>
-          </w:tcPr>
-          <w:p>
-            <w:pPr>
-              <w:jc w:val="center"/>
-              <w:rPr>
-                <w:rFonts w:ascii="Times New Roman" w:eastAsia="Times New Roman" w:hAnsi="Times New Roman" w:cs="Times New Roman"/>
-              </w:rPr>
-            </w:pPr>
-          </w:p>
-        </w:tc>
-        <w:tc>
-          <w:tcPr>
-            <w:tcW w:w="2254" w:type="dxa"/>
-          </w:tcPr>
-          <w:p>
-            <w:pPr>
-              <w:jc w:val="center"/>
-              <w:rPr>
-                <w:rFonts w:ascii="Times New Roman" w:eastAsia="Times New Roman" w:hAnsi="Times New Roman" w:cs="Times New Roman"/>
-              </w:rPr>
-            </w:pPr>
-          </w:p>
-        </w:tc>
-        <w:tc>
-          <w:tcPr>
-            <w:tcW w:w="2254" w:type="dxa"/>
-          </w:tcPr>
-          <w:p>
-            <w:pPr>
-              <w:jc w:val="center"/>
-              <w:rPr>
-                <w:rFonts w:ascii="Times New Roman" w:eastAsia="Times New Roman" w:hAnsi="Times New Roman" w:cs="Times New Roman"/>
-              </w:rPr>
-            </w:pPr>
-          </w:p>
-        </w:tc>
-      </w:tr>
-      <w:tr>
-        <w:trPr>
-          <w:trHeight w:val="300"/>
-        </w:trPr>
-        <w:tc>
-          <w:tcPr>
-            <w:tcW w:w="2254" w:type="dxa"/>
-          </w:tcPr>
-          <w:p>
-            <w:pPr>
-              <w:jc w:val="center"/>
-              <w:rPr>
-                <w:rFonts w:ascii="Times New Roman" w:eastAsia="Times New Roman" w:hAnsi="Times New Roman" w:cs="Times New Roman"/>
-              </w:rPr>
-            </w:pPr>
-          </w:p>
-        </w:tc>
-        <w:tc>
-          <w:tcPr>
-            <w:tcW w:w="2254" w:type="dxa"/>
-          </w:tcPr>
-          <w:p>
-            <w:pPr>
-              <w:jc w:val="center"/>
-              <w:rPr>
-                <w:rFonts w:ascii="Times New Roman" w:eastAsia="Times New Roman" w:hAnsi="Times New Roman" w:cs="Times New Roman"/>
-              </w:rPr>
-            </w:pPr>
-          </w:p>
-        </w:tc>
-        <w:tc>
-          <w:tcPr>
-            <w:tcW w:w="2254" w:type="dxa"/>
-          </w:tcPr>
-          <w:p>
-            <w:pPr>
-              <w:jc w:val="center"/>
-              <w:rPr>
-                <w:rFonts w:ascii="Times New Roman" w:eastAsia="Times New Roman" w:hAnsi="Times New Roman" w:cs="Times New Roman"/>
-              </w:rPr>
-            </w:pPr>
-          </w:p>
-        </w:tc>
-        <w:tc>
-          <w:tcPr>
-            <w:tcW w:w="2254" w:type="dxa"/>
-          </w:tcPr>
-          <w:p>
-            <w:pPr>
-              <w:jc w:val="center"/>
-              <w:rPr>
-                <w:rFonts w:ascii="Times New Roman" w:eastAsia="Times New Roman" w:hAnsi="Times New Roman" w:cs="Times New Roman"/>
-              </w:rPr>
-            </w:pPr>
-          </w:p>
-        </w:tc>
-      </w:tr>
-      <w:tr>
-        <w:trPr>
-          <w:trHeight w:val="300"/>
-        </w:trPr>
-        <w:tc>
-          <w:tcPr>
-            <w:tcW w:w="2254" w:type="dxa"/>
-          </w:tcPr>
-          <w:p>
-            <w:pPr>
-              <w:jc w:val="center"/>
-              <w:rPr>
-                <w:rFonts w:ascii="Times New Roman" w:eastAsia="Times New Roman" w:hAnsi="Times New Roman" w:cs="Times New Roman"/>
-              </w:rPr>
-            </w:pPr>
-          </w:p>
-        </w:tc>
-        <w:tc>
-          <w:tcPr>
-            <w:tcW w:w="2254" w:type="dxa"/>
-          </w:tcPr>
-          <w:p>
-            <w:pPr>
-              <w:jc w:val="center"/>
-              <w:rPr>
-                <w:rFonts w:ascii="Times New Roman" w:eastAsia="Times New Roman" w:hAnsi="Times New Roman" w:cs="Times New Roman"/>
-              </w:rPr>
-            </w:pPr>
-          </w:p>
-        </w:tc>
-        <w:tc>
-          <w:tcPr>
-            <w:tcW w:w="2254" w:type="dxa"/>
-          </w:tcPr>
-          <w:p>
-            <w:pPr>
-              <w:jc w:val="center"/>
-              <w:rPr>
-                <w:rFonts w:ascii="Times New Roman" w:eastAsia="Times New Roman" w:hAnsi="Times New Roman" w:cs="Times New Roman"/>
-              </w:rPr>
-            </w:pPr>
-          </w:p>
-        </w:tc>
-        <w:tc>
-          <w:tcPr>
-            <w:tcW w:w="2254" w:type="dxa"/>
-          </w:tcPr>
-          <w:p>
-            <w:pPr>
-              <w:jc w:val="center"/>
-              <w:rPr>
-                <w:rFonts w:ascii="Times New Roman" w:eastAsia="Times New Roman" w:hAnsi="Times New Roman" w:cs="Times New Roman"/>
-              </w:rPr>
-            </w:pPr>
-          </w:p>
-        </w:tc>
-      </w:tr>
-      <w:tr>
-        <w:trPr>
-          <w:trHeight w:val="300"/>
-        </w:trPr>
-        <w:tc>
-          <w:tcPr>
-            <w:tcW w:w="2254" w:type="dxa"/>
-          </w:tcPr>
-          <w:p>
-            <w:pPr>
-              <w:jc w:val="center"/>
-              <w:rPr>
-                <w:rFonts w:ascii="Times New Roman" w:eastAsia="Times New Roman" w:hAnsi="Times New Roman" w:cs="Times New Roman"/>
-              </w:rPr>
-            </w:pPr>
-          </w:p>
-        </w:tc>
-        <w:tc>
-          <w:tcPr>
-            <w:tcW w:w="2254" w:type="dxa"/>
-          </w:tcPr>
-          <w:p>
-            <w:pPr>
-              <w:jc w:val="center"/>
-              <w:rPr>
-                <w:rFonts w:ascii="Times New Roman" w:eastAsia="Times New Roman" w:hAnsi="Times New Roman" w:cs="Times New Roman"/>
-              </w:rPr>
-            </w:pPr>
-          </w:p>
-        </w:tc>
-        <w:tc>
-          <w:tcPr>
-            <w:tcW w:w="2254" w:type="dxa"/>
-          </w:tcPr>
-          <w:p>
-            <w:pPr>
-              <w:jc w:val="center"/>
-              <w:rPr>
-                <w:rFonts w:ascii="Times New Roman" w:eastAsia="Times New Roman" w:hAnsi="Times New Roman" w:cs="Times New Roman"/>
-              </w:rPr>
-            </w:pPr>
-          </w:p>
-        </w:tc>
-        <w:tc>
-          <w:tcPr>
-            <w:tcW w:w="2254" w:type="dxa"/>
-          </w:tcPr>
-          <w:p>
-            <w:pPr>
-              <w:jc w:val="center"/>
-              <w:rPr>
-                <w:rFonts w:ascii="Times New Roman" w:eastAsia="Times New Roman" w:hAnsi="Times New Roman" w:cs="Times New Roman"/>
-              </w:rPr>
-            </w:pPr>
+            <w:tcW w:w="2009" w:type="dxa"/>
+          </w:tcPr>
+          <w:p>
+            <w:pPr>
+              <w:jc w:val="center"/>
+              <w:rPr>
+                <w:rFonts w:ascii="Times New Roman" w:eastAsia="Times New Roman" w:hAnsi="Times New Roman" w:cs="Times New Roman"/>
+              </w:rPr>
+            </w:pPr>
+            <w:r>
+              <w:rPr>
+                <w:rFonts w:ascii="Times New Roman" w:eastAsia="Times New Roman" w:hAnsi="Times New Roman" w:cs="Times New Roman"/>
+              </w:rPr>
+              <w:t>12</w:t>
+            </w:r>
+            <w:r>
+              <w:rPr>
+                <w:rFonts w:ascii="Times New Roman" w:eastAsia="Times New Roman" w:hAnsi="Times New Roman" w:cs="Times New Roman"/>
+              </w:rPr>
+              <w:t xml:space="preserve">, </w:t>
+            </w:r>
+            <w:r>
+              <w:rPr>
+                <w:rFonts w:ascii="Times New Roman" w:eastAsia="Times New Roman" w:hAnsi="Times New Roman" w:cs="Times New Roman"/>
+              </w:rPr>
+              <w:t>10</w:t>
+            </w:r>
+          </w:p>
+        </w:tc>
+        <w:tc>
+          <w:tcPr>
+            <w:tcW w:w="2040" w:type="dxa"/>
+          </w:tcPr>
+          <w:p>
+            <w:pPr>
+              <w:jc w:val="center"/>
+              <w:rPr>
+                <w:rFonts w:ascii="Times New Roman" w:eastAsia="Times New Roman" w:hAnsi="Times New Roman" w:cs="Times New Roman"/>
+              </w:rPr>
+            </w:pPr>
+            <w:r>
+              <w:rPr>
+                <w:rFonts w:ascii="Times New Roman" w:eastAsia="Times New Roman" w:hAnsi="Times New Roman" w:cs="Times New Roman"/>
+              </w:rPr>
+              <w:t>120</w:t>
+            </w:r>
           </w:p>
         </w:tc>
       </w:tr>
@@ -1528,6 +1094,7 @@
   <w:style w:type="character" w:default="1" w:styleId="DefaultParagraphFont">
     <w:name w:val="Default Paragraph Font"/>
     <w:uiPriority w:val="1"/>
+    <w:semiHidden/>
     <w:unhideWhenUsed/>
   </w:style>
   <w:style w:type="table" w:default="1" w:styleId="TableNormal">
